--- a/docs/Group1_CoverSheet.docx
+++ b/docs/Group1_CoverSheet.docx
@@ -662,7 +662,71 @@
                 <w:sz w:val="20"/>
                 <w:szCs w:val="20"/>
               </w:rPr>
-              <w:t xml:space="preserve">9bb5d95a13aa0628e756b863af84004589629fdc</w:t>
+              <w:t xml:space="preserve">2db04900c0f05ca79c95cd36b364f5ce54dab8d6 — verified against supervisor's audit script, C4 trust/workload row confirmed CLOSED</w:t>
+            </w:r>
+          </w:p>
+        </w:tc>
+      </w:tr>
+      <w:tr>
+        <w:tc>
+          <w:tcPr>
+            <w:tcW w:type="dxa" w:w="3000"/>
+            <w:tcBorders>
+              <w:top w:val="single" w:color="CCCCCC" w:sz="1"/>
+              <w:left w:val="single" w:color="CCCCCC" w:sz="1"/>
+              <w:bottom w:val="single" w:color="CCCCCC" w:sz="1"/>
+              <w:right w:val="single" w:color="CCCCCC" w:sz="1"/>
+            </w:tcBorders>
+            <w:shd w:fill="FFFFFF" w:val="clear"/>
+            <w:tcMar>
+              <w:top w:type="dxa" w:w="60"/>
+              <w:left w:type="dxa" w:w="100"/>
+              <w:bottom w:type="dxa" w:w="60"/>
+              <w:right w:type="dxa" w:w="100"/>
+            </w:tcMar>
+          </w:tcPr>
+          <w:p>
+            <w:pPr>
+              <w:spacing w:after="30" w:before="30"/>
+            </w:pPr>
+            <w:r>
+              <w:rPr>
+                <w:rFonts w:ascii="Arial" w:cs="Arial" w:eastAsia="Arial" w:hAnsi="Arial"/>
+                <w:sz w:val="20"/>
+                <w:szCs w:val="20"/>
+              </w:rPr>
+              <w:t xml:space="preserve">Audit verdict</w:t>
+            </w:r>
+          </w:p>
+        </w:tc>
+        <w:tc>
+          <w:tcPr>
+            <w:tcW w:type="dxa" w:w="6360"/>
+            <w:tcBorders>
+              <w:top w:val="single" w:color="CCCCCC" w:sz="1"/>
+              <w:left w:val="single" w:color="CCCCCC" w:sz="1"/>
+              <w:bottom w:val="single" w:color="CCCCCC" w:sz="1"/>
+              <w:right w:val="single" w:color="CCCCCC" w:sz="1"/>
+            </w:tcBorders>
+            <w:shd w:fill="FFFFFF" w:val="clear"/>
+            <w:tcMar>
+              <w:top w:type="dxa" w:w="60"/>
+              <w:left w:type="dxa" w:w="100"/>
+              <w:bottom w:type="dxa" w:w="60"/>
+              <w:right w:type="dxa" w:w="100"/>
+            </w:tcMar>
+          </w:tcPr>
+          <w:p>
+            <w:pPr>
+              <w:spacing w:after="30" w:before="30"/>
+            </w:pPr>
+            <w:r>
+              <w:rPr>
+                <w:rFonts w:ascii="Arial" w:cs="Arial" w:eastAsia="Arial" w:hAnsi="Arial"/>
+                <w:sz w:val="20"/>
+                <w:szCs w:val="20"/>
+              </w:rPr>
+              <w:t xml:space="preserve">6 CLOSED, 1 STILL OPEN (self-test artifact, annotated), 1 UNVERIFIABLE (data commit predates code fix, cited)</w:t>
             </w:r>
           </w:p>
         </w:tc>

--- a/docs/Group1_CoverSheet.docx
+++ b/docs/Group1_CoverSheet.docx
@@ -19,7 +19,7 @@
           <w:sz w:val="22"/>
           <w:szCs w:val="22"/>
         </w:rPr>
-        <w:t xml:space="preserve">CAN-DO RESEARCH LAB  |  KNUST DEPARTMENT OF COMPUTER SCIENCE</w:t>
+        <w:t>HUMAN-CENTRED ARTIFICIAL INTELLIGENCE LAB  |  KNUST DEPARTMENT OF COMPUTER SCIENCE</w:t>
       </w:r>
     </w:p>
     <w:p>
@@ -598,7 +598,7 @@
                 <w:sz w:val="20"/>
                 <w:szCs w:val="20"/>
               </w:rPr>
-              <w:t xml:space="preserve">Code-fix-only effect isolated: +0.0081 (p=0.642, d=0.058) — not significant; historical +0.086 gap attributable to library version change</w:t>
+              <w:t>Code-fix-only effect isolated: +0.0081 (p=0.642, d=0.058) — not significant; historical +0.086 gap is consistent with the library version change</w:t>
             </w:r>
           </w:p>
         </w:tc>
@@ -1144,7 +1144,7 @@
           <w:sz w:val="22"/>
           <w:szCs w:val="22"/>
         </w:rPr>
-        <w:t xml:space="preserve">Isolated — same-environment rerun shows code-fix-only effect is +0.0081, not significant; version bump was the actual driver of the historical gap.</w:t>
+        <w:t>Isolated — same-environment rerun shows code-fix-only effect is +0.0081, not significant; the historical gap is consistent with the library version bump.</w:t>
       </w:r>
     </w:p>
     <w:p>
@@ -1268,6 +1268,8 @@
       </w:r>
     </w:p>
     <w:sectPr>
+      <w:headerReference w:type="default" r:id="rId8"/>
+      <w:footerReference w:type="default" r:id="rId9"/>
       <w:pgSz w:w="12240" w:h="15840" w:orient="portrait"/>
       <w:pgMar w:top="1080" w:right="1080" w:bottom="1080" w:left="1080" w:header="708" w:footer="708" w:gutter="0"/>
       <w:pgNumType/>
@@ -1314,6 +1316,16 @@
 </w:endnotes>
 </file>
 
+<file path=word/footer1.xml><?xml version="1.0" encoding="utf-8"?>
+<w:ftr xmlns:m="http://schemas.openxmlformats.org/officeDocument/2006/math" xmlns:mc="http://schemas.openxmlformats.org/markup-compatibility/2006" xmlns:mo="http://schemas.microsoft.com/office/mac/office/2008/main" xmlns:mv="urn:schemas-microsoft-com:mac:vml" xmlns:o="urn:schemas-microsoft-com:office:office" xmlns:r="http://schemas.openxmlformats.org/officeDocument/2006/relationships" xmlns:v="urn:schemas-microsoft-com:vml" xmlns:w10="urn:schemas-microsoft-com:office:word" xmlns:w14="http://schemas.microsoft.com/office/word/2010/wordml" xmlns:w="http://schemas.openxmlformats.org/wordprocessingml/2006/main" xmlns:wne="http://schemas.microsoft.com/office/word/2006/wordml" xmlns:wp14="http://schemas.microsoft.com/office/word/2010/wordprocessingDrawing" xmlns:wp="http://schemas.openxmlformats.org/drawingml/2006/wordprocessingDrawing" xmlns:wpc="http://schemas.microsoft.com/office/word/2010/wordprocessingCanvas" xmlns:wpg="http://schemas.microsoft.com/office/word/2010/wordprocessingGroup" xmlns:wpi="http://schemas.microsoft.com/office/word/2010/wordprocessingInk" xmlns:wps="http://schemas.microsoft.com/office/word/2010/wordprocessingShape" mc:Ignorable="w14 wp14">
+  <w:p>
+    <w:pPr>
+      <w:pStyle w:val="Footer"/>
+    </w:pPr>
+  </w:p>
+</w:ftr>
+</file>
+
 <file path=word/footnotes.xml><?xml version="1.0" encoding="utf-8"?>
 <w:footnotes xmlns:wpc="http://schemas.microsoft.com/office/word/2010/wordprocessingCanvas" xmlns:mc="http://schemas.openxmlformats.org/markup-compatibility/2006" xmlns:o="urn:schemas-microsoft-com:office:office" xmlns:r="http://schemas.openxmlformats.org/officeDocument/2006/relationships" xmlns:m="http://schemas.openxmlformats.org/officeDocument/2006/math" xmlns:v="urn:schemas-microsoft-com:vml" xmlns:wp14="http://schemas.microsoft.com/office/word/2010/wordprocessingDrawing" xmlns:wp="http://schemas.openxmlformats.org/drawingml/2006/wordprocessingDrawing" xmlns:w10="urn:schemas-microsoft-com:office:word" xmlns:w="http://schemas.openxmlformats.org/wordprocessingml/2006/main" xmlns:w14="http://schemas.microsoft.com/office/word/2010/wordml" xmlns:w15="http://schemas.microsoft.com/office/word/2012/wordml" xmlns:wpg="http://schemas.microsoft.com/office/word/2010/wordprocessingGroup" xmlns:wpi="http://schemas.microsoft.com/office/word/2010/wordprocessingInk" xmlns:wne="http://schemas.microsoft.com/office/word/2006/wordml" xmlns:wps="http://schemas.microsoft.com/office/word/2010/wordprocessingShape" mc:Ignorable="w14 w15 wp14">
   <w:footnote w:type="separator" w:id="-1">
@@ -1349,6 +1361,16 @@
     </w:p>
   </w:footnote>
 </w:footnotes>
+</file>
+
+<file path=word/header1.xml><?xml version="1.0" encoding="utf-8"?>
+<w:hdr xmlns:m="http://schemas.openxmlformats.org/officeDocument/2006/math" xmlns:mc="http://schemas.openxmlformats.org/markup-compatibility/2006" xmlns:mo="http://schemas.microsoft.com/office/mac/office/2008/main" xmlns:mv="urn:schemas-microsoft-com:mac:vml" xmlns:o="urn:schemas-microsoft-com:office:office" xmlns:r="http://schemas.openxmlformats.org/officeDocument/2006/relationships" xmlns:v="urn:schemas-microsoft-com:vml" xmlns:w10="urn:schemas-microsoft-com:office:word" xmlns:w14="http://schemas.microsoft.com/office/word/2010/wordml" xmlns:w="http://schemas.openxmlformats.org/wordprocessingml/2006/main" xmlns:wne="http://schemas.microsoft.com/office/word/2006/wordml" xmlns:wp14="http://schemas.microsoft.com/office/word/2010/wordprocessingDrawing" xmlns:wp="http://schemas.openxmlformats.org/drawingml/2006/wordprocessingDrawing" xmlns:wpc="http://schemas.microsoft.com/office/word/2010/wordprocessingCanvas" xmlns:wpg="http://schemas.microsoft.com/office/word/2010/wordprocessingGroup" xmlns:wpi="http://schemas.microsoft.com/office/word/2010/wordprocessingInk" xmlns:wps="http://schemas.microsoft.com/office/word/2010/wordprocessingShape" mc:Ignorable="w14 wp14">
+  <w:p>
+    <w:pPr>
+      <w:pStyle w:val="Header"/>
+    </w:pPr>
+  </w:p>
+</w:hdr>
 </file>
 
 <file path=word/numbering.xml><?xml version="1.0" encoding="utf-8"?>
